--- a/일본판/3부/3부_8화_표의_행방.docx
+++ b/일본판/3부/3부_8화_표의_행방.docx
@@ -92,7 +92,7 @@
           <w:color w:val="555555"/>
           <w:sz w:val="22"/>
         </w:rPr>
-        <w:t>(2022年4月12日(火)午前七時五十分。桐生法律事務所。まだ誰もいない応接室で、遼が鉄瓶を火にかけている。机の上に、選挙管理委員会の受付印のある「立候補届出書」の控え。湯気が上がるころ、三浦が鍵を開けて入ってくる。)</w:t>
+        <w:t>(2022年4月12日(火)午前七時五十分。桐生法律事務所。まだ誰もいない応接室で、遼が鉄瓶を火にかけている。机の上に選挙管理委員会の受付印のある「立候補届出書」の控え。湯気が上がるころ、三浦が鍵を開けて入ってくる。)</w:t>
       </w:r>
     </w:p>
     <w:p>
@@ -138,7 +138,7 @@
           <w:i w:val="0"/>
           <w:sz w:val="22"/>
         </w:rPr>
-        <w:t>眠れなくて。……今日からは、ここでお茶を飲む時間が、あまり取れないので。</w:t>
+        <w:t>眠れなくて。……今日からはここでお茶を飲む時間が、あまり取れないので。</w:t>
       </w:r>
     </w:p>
     <w:p>
@@ -161,7 +161,7 @@
           <w:i w:val="0"/>
           <w:sz w:val="22"/>
         </w:rPr>
-        <w:t>鉄瓶の火は、私が消しません。そう言いましたから。(湯呑みを二つ並べる)夜は戻れなくても、朝一番はここで。それだけ、守ってください。</w:t>
+        <w:t>鉄瓶の火は私が消しません。そう言いましたから。(湯呑みを二つ並べる)夜は戻れなくても、朝一番はここで。それだけ守ってください。</w:t>
       </w:r>
     </w:p>
     <w:p>
@@ -237,7 +237,7 @@
           <w:color w:val="555555"/>
           <w:sz w:val="22"/>
         </w:rPr>
-        <w:t>(同日午前十時。汐見駅前、もと「スポーツ・ヤマグチ」の二階建て。シャッターの上に新しい看板「真壁遼 選挙事務所」。一階の棚には、ポスターの束と、たすき。長机の上に、後援会の電気ポットと紙コップ。壁にはオレンジの旗。尾形がホワイトボードの前で腕時計を見ている。)</w:t>
+        <w:t>(同日午前十時。汐見駅前もと「スポーツ・ヤマグチ」の二階建て。シャッターの上に新しい看板「真壁遼 選挙事務所」。一階の棚には、ポスターの束とたすき。長机の上に後援会の電気ポットと紙コップ。壁にはオレンジの旗。尾形がホワイトボードの前で腕時計を見ている。)</w:t>
       </w:r>
     </w:p>
     <w:p>
@@ -260,7 +260,7 @@
           <w:i w:val="0"/>
           <w:sz w:val="22"/>
         </w:rPr>
-        <w:t>事務長の尾形です。池澤会長の指名で、務めます。選挙は三度目ですので、段取りは私が。遼さんは、候補者として、立ってください。</w:t>
+        <w:t>事務長の尾形です。池澤会長の指名で、務めます。選挙は三度目ですので、段取りは私が。遼さんは候補者として、立ってください。</w:t>
       </w:r>
     </w:p>
     <w:p>
@@ -283,7 +283,7 @@
           <w:i w:val="0"/>
           <w:sz w:val="22"/>
         </w:rPr>
-        <w:t>お願いします。……尾形さん、お茶は。</w:t>
+        <w:t>お願いします。……尾形さんお茶は。</w:t>
       </w:r>
     </w:p>
     <w:p>
@@ -306,7 +306,7 @@
           <w:i w:val="0"/>
           <w:sz w:val="22"/>
         </w:rPr>
-        <w:t>後援会のポットに、緑茶が。(紙コップを指す)ご自分で、どうぞ。選挙事務所では、候補者が給仕をする必要は、ありません。</w:t>
+        <w:t>後援会のポットに緑茶が。(紙コップを指す)ご自分でどうぞ。選挙事務所では、候補者が給仕をする必要は、ありません。</w:t>
       </w:r>
     </w:p>
     <w:p>
@@ -367,7 +367,7 @@
           <w:i w:val="0"/>
           <w:sz w:val="22"/>
         </w:rPr>
-        <w:t>私は顧問という立場で、おります。決めるのは、尾形さんと遼さんです。気づいたことは、お耳に入れます。</w:t>
+        <w:t>私は顧問という立場で、おります。決めるのは尾形さんと遼さんです。気づいたことは、お耳に入れます。</w:t>
       </w:r>
     </w:p>
     <w:p>
@@ -413,7 +413,7 @@
           <w:i w:val="0"/>
           <w:sz w:val="22"/>
         </w:rPr>
-        <w:t>出陣式は十一時です。お声を。(間)旦那様は、いつも最初の一言は、短くなさいました。</w:t>
+        <w:t>出陣式は十一時です。お声を。(間)旦那様はいつも最初の一言は、短くなさいました。</w:t>
       </w:r>
     </w:p>
     <w:p>
@@ -489,7 +489,7 @@
           <w:i w:val="0"/>
           <w:sz w:val="22"/>
         </w:rPr>
-        <w:t>おはようございます。真壁遼です。(間)三十年この町は、父の名前で、守られてきたと言われます。守られなかった人も、いました。</w:t>
+        <w:t>おはようございます。真壁遼です。(間)三十年この町は、父の名前で守られてきたと言われます。守られなかった人も、いました。</w:t>
       </w:r>
     </w:p>
     <w:p>
@@ -527,7 +527,7 @@
           <w:i w:val="0"/>
           <w:sz w:val="22"/>
         </w:rPr>
-        <w:t>その両方を、僕は知っています。矛盾したまま、出ます。……票はお預かりするもの、だと教わりました。お預かりしたものは、傷つけずに、お返しします。よろしくお願いします。</w:t>
+        <w:t>その両方を僕は知っています。矛盾したまま出ます。……票はお預かりするもの、だと教わりました。お預かりしたものは、傷つけずにお返しします。よろしくお願いします。</w:t>
       </w:r>
     </w:p>
     <w:p>
@@ -542,7 +542,7 @@
           <w:color w:val="555555"/>
           <w:sz w:val="22"/>
         </w:rPr>
-        <w:t>(まばらな拍手。駅の向こう、反対側の歩道に、水色の幟の一団。花井美咲の陣営が、のぼりを立て始めている。)</w:t>
+        <w:t>(まばらな拍手。駅の向こう反対側の歩道に、水色の幟の一団。花井美咲の陣営が、のぼりを立て始めている。)</w:t>
       </w:r>
     </w:p>
     <w:p>
@@ -641,7 +641,7 @@
           <w:i w:val="0"/>
           <w:sz w:val="22"/>
         </w:rPr>
-        <w:t>タダだよ、タダ。あたしが好きで貼ったんだ。</w:t>
+        <w:t>タダだよタダ。あたしが好きで貼ったんだ。</w:t>
       </w:r>
     </w:p>
     <w:p>
@@ -743,7 +743,7 @@
           <w:i w:val="0"/>
           <w:sz w:val="22"/>
         </w:rPr>
-        <w:t>移してない人のほうが、多いんだよ。「いつか帰るから」ってね。移したら、帰ること諦めたみたいで、嫌だって。</w:t>
+        <w:t>移してない人のほうが、多いんだよ。「いつか帰るから」ってね。移したら帰ること諦めたみたいで、嫌だって。</w:t>
       </w:r>
     </w:p>
     <w:p>
@@ -789,7 +789,7 @@
           <w:i w:val="0"/>
           <w:sz w:val="22"/>
         </w:rPr>
-        <w:t>住民票が鳩町にある方は、汐見台の投票所では投票できません。「不在者投票」の手続きが、必要です。</w:t>
+        <w:t>住民票が鳩町にある方は、汐見台の投票所では投票できません。「不在者投票」の手続きが必要です。</w:t>
       </w:r>
     </w:p>
     <w:p>
@@ -812,7 +812,7 @@
           <w:i w:val="0"/>
           <w:sz w:val="22"/>
         </w:rPr>
-        <w:t>申請書を鳩町の選管に出して、投票用紙が郵便で来て、また郵便で返して。(指を折る)往復で十日はかかるって。もう公示、されてるから、間に合うかどうか。</w:t>
+        <w:t>申請書を鳩町の選管に出して、投票用紙が郵便で来て、また郵便で返して。(指を折る)往復で十日はかかるって。もう公示されてるから、間に合うかどうか。</w:t>
       </w:r>
     </w:p>
     <w:p>
@@ -835,7 +835,7 @@
           <w:i w:val="0"/>
           <w:sz w:val="22"/>
         </w:rPr>
-        <w:t>郵便投票は、要介護の五とか、そういう人だけなんだよ。それも違うし。</w:t>
+        <w:t>郵便投票は要介護の五とか、そういう人だけなんだよ。それも違うし。</w:t>
       </w:r>
     </w:p>
     <w:p>
@@ -904,7 +904,7 @@
           <w:i w:val="0"/>
           <w:sz w:val="22"/>
         </w:rPr>
-        <w:t>僕が代わりに、請求書を書くことはできません。ご本人の署名が要ります。(間)選管の案内文を、コピーして、それを皆さんに配ることは、できます。投票先は、どちらでも、いいんです。</w:t>
+        <w:t>僕が代わりに、請求書を書くことはできません。ご本人の署名が要ります。(間)選管の案内文を、コピーしてそれを皆さんに配ることは、できます。投票先はどちらでも、いいんです。</w:t>
       </w:r>
     </w:p>
     <w:p>
@@ -1136,7 +1136,7 @@
           <w:i w:val="0"/>
           <w:sz w:val="22"/>
         </w:rPr>
-        <w:t>翔太君は、うちの事務所の依頼者のご家族です。運動に入ってもらえば、いつか「事務所の人間が、選挙に動いた」と言われます。関わった時間は無償でも、依頼者との関係を、使った運動に見られる。……宇佐美先生。</w:t>
+        <w:t>翔太君はうちの事務所の依頼者のご家族です。運動に入ってもらえばいつか「事務所の人間が、選挙に動いた」と言われます。関わった時間は無償でも、依頼者との関係を、使った運動に見られる。……宇佐美先生。</w:t>
       </w:r>
     </w:p>
     <w:p>
@@ -1151,7 +1151,7 @@
           <w:color w:val="555555"/>
           <w:sz w:val="22"/>
         </w:rPr>
-        <w:t>(宇佐美が、グラスを置く。)</w:t>
+        <w:t>(宇佐美がグラスを置く。)</w:t>
       </w:r>
     </w:p>
     <w:p>
@@ -1174,7 +1174,7 @@
           <w:i w:val="0"/>
           <w:sz w:val="22"/>
         </w:rPr>
-        <w:t>法律上は、依頼者が候補者の運転を、無償で手伝うこと自体は、違反ではない。(間)だがな選管に聞かれて、「線を引いてありません」とは答えられん。法律事務所の人間は、事務所の中に残る。誰がどの立場で、運動に関わるか。それを紙にしておけ。</w:t>
+        <w:t>法律上は依頼者が候補者の運転を、無償で手伝うこと自体は、違反ではない。(間)だがな選管に聞かれて「線を引いてありません」とは答えられん。法律事務所の人間は、事務所の中に残る。誰がどの立場で、運動に関わるか。それを紙にしておけ。</w:t>
       </w:r>
     </w:p>
     <w:p>
@@ -1267,7 +1267,7 @@
           <w:color w:val="555555"/>
           <w:sz w:val="22"/>
         </w:rPr>
-        <w:t>(膝の上で、拳を握る)</w:t>
+        <w:t>(膝の上で拳を握る)</w:t>
       </w:r>
       <w:r>
         <w:rPr>
@@ -1314,7 +1314,7 @@
           <w:i w:val="0"/>
           <w:sz w:val="22"/>
         </w:rPr>
-        <w:t>おら期日前じゃなくて、当日行く。鳩町には、戻れなくても、投票は戻れるから。</w:t>
+        <w:t>おら期日前じゃなくて、当日行く。鳩町には戻れなくても、投票は戻れるから。</w:t>
       </w:r>
     </w:p>
     <w:p>
@@ -1436,7 +1436,7 @@
           <w:i w:val="0"/>
           <w:sz w:val="22"/>
         </w:rPr>
-        <w:t>「思います」は演説では使えません。(画面を回す)人口十万人あたり、二百十五人。県平均は、二百六十二人。半分じゃなくて、八割です。</w:t>
+        <w:t>「思います」は演説では使えません。(画面を回す)人口十万人あたり、二百十五人。県平均は二百六十二人。半分じゃなくて、八割です。</w:t>
       </w:r>
     </w:p>
     <w:p>
@@ -1482,7 +1482,7 @@
           <w:i w:val="0"/>
           <w:sz w:val="22"/>
         </w:rPr>
-        <w:t>八割でも、少ないです。でも「半分」と言ったら、花井さんの陣営が、翌日の駅頭で、数字を出します。そのとき、先生が信用を落とすのは、数字じゃなくて、その後の、三行です。</w:t>
+        <w:t>八割でも少ないです。でも「半分」と言ったら花井さんの陣営が、翌日の駅頭で、数字を出します。そのとき先生が信用を落とすのは、数字じゃなくて、その後の三行です。</w:t>
       </w:r>
     </w:p>
     <w:p>
@@ -1551,7 +1551,7 @@
           <w:i w:val="0"/>
           <w:sz w:val="22"/>
         </w:rPr>
-        <w:t>孟子です。父の机の、引き出しの、メモにありました。</w:t>
+        <w:t>孟子です。父の机の引き出しのメモにありました。</w:t>
       </w:r>
     </w:p>
     <w:p>
@@ -1574,7 +1574,7 @@
           <w:i w:val="0"/>
           <w:sz w:val="22"/>
         </w:rPr>
-        <w:t>出典まで調べました。(声に出す)「民を貴しと為し、社稷これに次ぎ、君を軽しと為す」。尽心篇下。その前の字は、「民為貴」。民がいちばん重い。国や神様が次。君主は軽い。</w:t>
+        <w:t>出典まで調べました。(声に出す)「民を貴しと為し、社稷これに次ぎ、君を軽しと為す」。尽心篇下。その前の字は「民為貴」。民がいちばん重い。国や神様が次。君主は軽い。</w:t>
       </w:r>
     </w:p>
     <w:p>
@@ -1620,7 +1620,7 @@
           <w:i w:val="0"/>
           <w:sz w:val="22"/>
         </w:rPr>
-        <w:t>候補者が、自分の演説で引くのは、自由です。(顔を上げる)ただ世襲の候補者が「君を軽しと為す」まで言うと、聞いた人は、先生のお名前と、並べて聞きます。</w:t>
+        <w:t>候補者が自分の演説で引くのは、自由です。(顔を上げる)ただ世襲の候補者が「君を軽しと為す」まで言うと聞いた人は先生のお名前と、並べて聞きます。</w:t>
       </w:r>
     </w:p>
     <w:p>
@@ -1712,7 +1712,7 @@
           <w:i w:val="0"/>
           <w:sz w:val="22"/>
         </w:rPr>
-        <w:t>後半を削る理由が、ご自分の中に、あるなら、私は何も言いません。なければ、全部使ってください。</w:t>
+        <w:t>後半を削る理由が、ご自分の中に、あるなら私は何も言いません。なければ全部使ってください。</w:t>
       </w:r>
     </w:p>
     <w:p>
@@ -1735,7 +1735,7 @@
           <w:i w:val="0"/>
           <w:sz w:val="22"/>
         </w:rPr>
-        <w:t>……全部使います。「君」の部分は、自分のことだと、思って。</w:t>
+        <w:t>……全部使います。「君」の部分は自分のことだと思って。</w:t>
       </w:r>
     </w:p>
     <w:p>
@@ -1768,7 +1768,7 @@
           <w:i w:val="0"/>
           <w:sz w:val="22"/>
         </w:rPr>
-        <w:t>それなら、数字も全部出典つきで、お願いします。</w:t>
+        <w:t>それなら数字も全部出典つきで、お願いします。</w:t>
       </w:r>
     </w:p>
     <w:p>
@@ -1783,7 +1783,7 @@
           <w:color w:val="555555"/>
           <w:sz w:val="22"/>
         </w:rPr>
-        <w:t>(一階。階段の下。チラシを折る、一つの影。相沢がネクタイを外した白いシャツの袖をまくって、黙々と三つ折りを重ねている。机の脇に、鞄。手は止まらない。)</w:t>
+        <w:t>(一階。階段の下。チラシを折る、一つの影。相沢がネクタイを外した白いシャツの袖をまくって、黙々と三つ折りを重ねている。机の脇に鞄。手は止まらない。)</w:t>
       </w:r>
     </w:p>
     <w:p>
@@ -1844,7 +1844,7 @@
           <w:i w:val="0"/>
           <w:sz w:val="22"/>
         </w:rPr>
-        <w:t>指示は、要らない。(折る手は止めない)ここに座ってるだけだ。</w:t>
+        <w:t>指示は要らない。(折る手は止めない)ここに座ってるだけだ。</w:t>
       </w:r>
     </w:p>
     <w:p>
@@ -1867,7 +1867,7 @@
           <w:i w:val="0"/>
           <w:sz w:val="22"/>
         </w:rPr>
-        <w:t>来てくれて、ありがとう。</w:t>
+        <w:t>来てくれてありがとう。</w:t>
       </w:r>
     </w:p>
     <w:p>
@@ -1890,7 +1890,7 @@
           <w:i w:val="0"/>
           <w:sz w:val="22"/>
         </w:rPr>
-        <w:t>礼はいい。(間)折り目が、甘いとポストで引っかかる。三つ折りは、最後の山を、強く押さえるんだ。</w:t>
+        <w:t>礼はいい。(間)折り目が甘いとポストで引っかかる。三つ折りは最後の山を強く押さえるんだ。</w:t>
       </w:r>
     </w:p>
     <w:p>
@@ -2104,7 +2104,7 @@
           <w:color w:val="555555"/>
           <w:sz w:val="22"/>
         </w:rPr>
-        <w:t>(相沢はまた折る作業に戻る。一階の隅で、静かな紙の音だけが続く。)</w:t>
+        <w:t>(相沢はまた折る作業に戻る。一階の隅で静かな紙の音だけが続く。)</w:t>
       </w:r>
     </w:p>
     <w:p>
@@ -2134,7 +2134,7 @@
           <w:color w:val="555555"/>
           <w:sz w:val="22"/>
         </w:rPr>
-        <w:t>(2022年4月15日(金)午後九時二十分。選挙事務所の裏口。ゴミ袋と、折りたたんだ段ボール。蛍光灯が一本、切れかけている。灯がチラシの束を持って出ようとしたとき、闇の中に、大沼が立っている。茶色の背広、持つのは、使い古した布の手提げ。)</w:t>
+        <w:t>(2022年4月15日(金)午後九時二十分。選挙事務所の裏口。ゴミ袋と折りたたんだ段ボール。蛍光灯が一本、切れかけている。灯がチラシの束を持って出ようとしたとき、闇の中に大沼が立っている。茶色の背広、持つのは使い古した布の手提げ。)</w:t>
       </w:r>
     </w:p>
     <w:p>
@@ -2237,7 +2237,7 @@
           <w:color w:val="555555"/>
           <w:sz w:val="22"/>
         </w:rPr>
-        <w:t>(手提げから、白い封筒を二つ、出す)</w:t>
+        <w:t>(手提げから白い封筒を二つ出す)</w:t>
       </w:r>
       <w:r>
         <w:rPr>
@@ -2261,7 +2261,7 @@
           <w:color w:val="555555"/>
           <w:sz w:val="22"/>
         </w:rPr>
-        <w:t>(灯は街灯の下で、一つ開く。五千円札が一枚。封筒の隅に、鉛筆で小さく「汐見台第二 老人クラブ 茶菓代」。)</w:t>
+        <w:t>(灯は街灯の下で、一つ開く。五千円札が一枚。封筒の隅に鉛筆で小さく「汐見台第二 老人クラブ 茶菓代」。)</w:t>
       </w:r>
     </w:p>
     <w:p>
@@ -2307,7 +2307,7 @@
           <w:i w:val="0"/>
           <w:sz w:val="22"/>
         </w:rPr>
-        <w:t>ほんでな、もう一つは、自治会の分。(声が少し低くなる)先週の水曜の晩、汐見台の集会所に、人が三人来た。後援会連合の、「支部の方」だと名乗ってな。「真壁遼さんの運動のお手伝いに、地域の皆さんの茶菓代を」って。</w:t>
+        <w:t>ほんでな、もう一つは自治会の分。(声が少し低くなる)先週の水曜の晩、汐見台の集会所に、人が三人来た。後援会連合の「支部の方」だと名乗ってな。「真壁遼さんの運動のお手伝いに、地域の皆さんの茶菓代を」って。</w:t>
       </w:r>
     </w:p>
     <w:p>
@@ -2353,7 +2353,7 @@
           <w:i w:val="0"/>
           <w:sz w:val="22"/>
         </w:rPr>
-        <w:t>老人クラブの会長が、受け取った。自治会の副会長もだ。二十人ほど、一人五千円。(手が少し震えている)おらはその場に、おらなかった。後から聞いて、取り返そうとしたんだが、ほとんど、飲み食いに、使っちまっただ。</w:t>
+        <w:t>老人クラブの会長が、受け取った。自治会の副会長もだ。二十人ほど一人五千円。(手が少し震えている)おらはその場に、おらなかった。後から聞いて、取り返そうとしたんだが、ほとんど飲み食いに使っちまっただ。</w:t>
       </w:r>
     </w:p>
     <w:p>
@@ -2399,7 +2399,7 @@
           <w:i w:val="0"/>
           <w:sz w:val="22"/>
         </w:rPr>
-        <w:t>名前は、言わなかった。ただ一人だけ、顔は覚えてる。四十がらみの、ええ背広の。「県議の先生の、秘書をやってました」と自分で言ったそうだ。</w:t>
+        <w:t>名前は言わなかった。ただ一人だけ、顔は覚えてる。四十がらみの、ええ背広の。「県議の先生の、秘書をやってました」と自分で言ったそうだ。</w:t>
       </w:r>
     </w:p>
     <w:p>
@@ -2468,7 +2468,7 @@
           <w:i w:val="0"/>
           <w:sz w:val="22"/>
         </w:rPr>
-        <w:t>名簿の、備考欄に、ありました。「前・県議秘書、現・連合支部幹事」。(間)大沼さん、これは。</w:t>
+        <w:t>名簿の備考欄にありました。「前・県議秘書、現・連合支部幹事」。(間)大沼さんこれは。</w:t>
       </w:r>
     </w:p>
     <w:p>
@@ -2491,7 +2491,7 @@
           <w:i w:val="0"/>
           <w:sz w:val="22"/>
         </w:rPr>
-        <w:t>お嬢ちゃん。おらは七十年この町に、おる。選挙の茶菓子代なんて、昔はなんぼでもあった。(声がひび割れる)だけどあの先生が、「票は預かりものだ」って言ったのを、おらは聞いとる。預かりものに、金を混ぜては、ならね。</w:t>
+        <w:t>お嬢ちゃん。おらは七十年この町におる。選挙の茶菓子代なんて、昔はなんぼでもあった。(声がひび割れる)だけどあの先生が「票は預かりものだ」って言ったのを、おらは聞いとる。預かりものに、金を混ぜてはならね。</w:t>
       </w:r>
     </w:p>
     <w:p>
@@ -2537,7 +2537,7 @@
           <w:i w:val="0"/>
           <w:sz w:val="22"/>
         </w:rPr>
-        <w:t>ただの、日当みたいなもんだと、思うべ。だけんど、いかんのだ。(封筒を二つとも、灯の手に、押しつける)おらが持っとると、おらが渡したことに、なっちまう。あんたの口から、真壁の先生に、伝えてくれ。おらからは、言えん。</w:t>
+        <w:t>ただの日当みたいなもんだと思うべ。だけんど、いかんのだ。(封筒を二つとも、灯の手に押しつける)おらが持っとると、おらが渡したことに、なっちまう。あんたの口から、真壁の先生に、伝えてくれ。おらからは言えん。</w:t>
       </w:r>
     </w:p>
     <w:p>
@@ -2583,7 +2583,7 @@
           <w:i w:val="0"/>
           <w:sz w:val="22"/>
         </w:rPr>
-        <w:t>若いから、ええ。(わずかに、笑う)……すまんな。</w:t>
+        <w:t>若いからええ。(わずかに笑う)……すまんな。</w:t>
       </w:r>
     </w:p>
     <w:p>
@@ -2598,7 +2598,7 @@
           <w:color w:val="555555"/>
           <w:sz w:val="22"/>
         </w:rPr>
-        <w:t>(大沼は一礼して、暗い路地を、帰っていく。灯は封筒を二つ、握ったまま、動けない。)</w:t>
+        <w:t>(大沼は一礼して、暗い路地を帰っていく。灯は封筒を二つ、握ったまま動けない。)</w:t>
       </w:r>
     </w:p>
     <w:p>
@@ -2628,7 +2628,7 @@
           <w:color w:val="555555"/>
           <w:sz w:val="22"/>
         </w:rPr>
-        <w:t>(2022年4月16日(土)午後一時。奥浜青年会議所主催の公開討論会、会場の控室。パイプ椅子が二つ、間に小さな机。ペットボトルの水が二本。向かいに、花井美咲。ベージュのスーツ。資料を静かにめくっている。)</w:t>
+        <w:t>(2022年4月16日(土)午後一時。奥浜青年会議所主催の公開討論会、会場の控室。パイプ椅子が二つ、間に小さな机。ペットボトルの水が二本。向かいに花井美咲。ベージュのスーツ。資料を静かにめくっている。)</w:t>
       </w:r>
     </w:p>
     <w:p>
@@ -2651,7 +2651,7 @@
           <w:i w:val="0"/>
           <w:sz w:val="22"/>
         </w:rPr>
-        <w:t>真壁さん、お疲れさまです。花井です。</w:t>
+        <w:t>真壁さんお疲れさまです。花井です。</w:t>
       </w:r>
     </w:p>
     <w:p>
@@ -2766,7 +2766,7 @@
           <w:i w:val="0"/>
           <w:sz w:val="22"/>
         </w:rPr>
-        <w:t>……はい。四十二分です。県平均より、十四分長い。</w:t>
+        <w:t>……はい。四十二分です。県平均より十四分長い。</w:t>
       </w:r>
     </w:p>
     <w:p>
@@ -2822,7 +2822,7 @@
           <w:i w:val="0"/>
           <w:sz w:val="22"/>
         </w:rPr>
-        <w:t>数字は、うちのチェックの厳しい人が。</w:t>
+        <w:t>数字はうちのチェックの厳しい人が。</w:t>
       </w:r>
     </w:p>
     <w:p>
@@ -2845,7 +2845,7 @@
           <w:i w:val="0"/>
           <w:sz w:val="22"/>
         </w:rPr>
-        <w:t>いい仲間を、お持ちです。(間)私は三年NPOで、鳩町の避難者の、診察の付き添いを、していました。投票所の遠さの問題も、ずっと気になっています。討論会で、ご一緒に、取り上げませんか。</w:t>
+        <w:t>いい仲間をお持ちです。(間)私は三年NPOで、鳩町の避難者の、診察の付き添いを、していました。投票所の遠さの問題も、ずっと気になっています。討論会でご一緒に取り上げませんか。</w:t>
       </w:r>
     </w:p>
     <w:p>
@@ -2891,7 +2891,7 @@
           <w:i w:val="0"/>
           <w:sz w:val="22"/>
         </w:rPr>
-        <w:t>票を取るための問題では、ありません。(淡々と)取れなくなった票を、拾うための、問題です。有権者が減れば、民主主義が、薄くなる。</w:t>
+        <w:t>票を取るための問題では、ありません。(淡々と)取れなくなった票を、拾うための問題です。有権者が減れば、民主主義が薄くなる。</w:t>
       </w:r>
     </w:p>
     <w:p>
@@ -2929,7 +2929,7 @@
           <w:i w:val="0"/>
           <w:sz w:val="22"/>
         </w:rPr>
-        <w:t>時間です。(立ち上がる)あなたが、勝っても、私が勝っても、この問題は、残ります。</w:t>
+        <w:t>時間です。(立ち上がる)あなたが勝っても私が勝っても、この問題は残ります。</w:t>
       </w:r>
     </w:p>
     <w:p>
@@ -3107,7 +3107,7 @@
           <w:i w:val="0"/>
           <w:sz w:val="22"/>
         </w:rPr>
-        <w:t>公示は、四月の十二日です。六日は公示前ですが、「当選を得させる目的」で選挙人に、金銭を渡せば、公示前でも、買収になります。</w:t>
+        <w:t>公示は四月の十二日です。六日は公示前ですが「当選を得させる目的」で選挙人に金銭を渡せば、公示前でも買収になります。</w:t>
       </w:r>
     </w:p>
     <w:p>
@@ -3186,7 +3186,7 @@
           <w:i w:val="0"/>
           <w:sz w:val="22"/>
         </w:rPr>
-        <w:t>お預かりしましょう。私のほうで、調べます。</w:t>
+        <w:t>お預かりしましょう。私のほうで調べます。</w:t>
       </w:r>
     </w:p>
     <w:p>
@@ -3209,7 +3209,7 @@
           <w:i w:val="0"/>
           <w:sz w:val="22"/>
         </w:rPr>
-        <w:t>調べて、どうなさるんですか。</w:t>
+        <w:t>調べてどうなさるんですか。</w:t>
       </w:r>
     </w:p>
     <w:p>
@@ -3232,7 +3232,7 @@
           <w:i w:val="0"/>
           <w:sz w:val="22"/>
         </w:rPr>
-        <w:t>ご本人に、事情を伺い、返金させ、二度といたさぬよう、申し伝えます。</w:t>
+        <w:t>ご本人に事情を伺い返金させ二度といたさぬよう、申し伝えます。</w:t>
       </w:r>
     </w:p>
     <w:p>
@@ -3288,7 +3288,7 @@
           <w:i w:val="0"/>
           <w:sz w:val="22"/>
         </w:rPr>
-        <w:t>それは投票日が済んでから、改めて。</w:t>
+        <w:t>それは投票日が済んでから改めて。</w:t>
       </w:r>
     </w:p>
     <w:p>
@@ -3318,7 +3318,7 @@
           <w:color w:val="555555"/>
           <w:sz w:val="22"/>
         </w:rPr>
-        <w:t>(2022年4月17日(日)午後十時。選挙事務所の二階、小部屋。窓の外は、駅前の街灯。長机に湯呑みが五つ。電気ポットの緑茶。尾形、榊、大沼、遼。池澤会長は、部屋の隅の椅子で、目を閉じたまま、膝に手を置いている。)</w:t>
+        <w:t>(2022年4月17日(日)午後十時。選挙事務所の二階、小部屋。窓の外は駅前の街灯。長机に湯呑みが五つ。電気ポットの緑茶。尾形、榊、大沼、遼。池澤会長は部屋の隅の椅子で、目を閉じたまま、膝に手を置いている。)</w:t>
       </w:r>
     </w:p>
     <w:p>
@@ -3387,7 +3387,7 @@
           <w:i w:val="0"/>
           <w:sz w:val="22"/>
         </w:rPr>
-        <w:t>票は預かりものでございます。預けてくださった方々の、顔を思い浮かべてください。(声は平らで穏やか)選挙はあと七日ございます。いま選管に出せば、翌朝には、「真壁陣営に買収の疑い」と書かれます。田辺さんの名は、小さく真壁の名は、大きく。</w:t>
+        <w:t>票は預かりものでございます。預けてくださった方々の、顔を思い浮かべてください。(声は平らで穏やか)選挙はあと七日ございます。いま選管に出せば、翌朝には「真壁陣営に買収の疑い」と書かれます。田辺さんの名は、小さく真壁の名は大きく。</w:t>
       </w:r>
     </w:p>
     <w:p>
@@ -3433,7 +3433,7 @@
           <w:i w:val="0"/>
           <w:sz w:val="22"/>
         </w:rPr>
-        <w:t>後援会の六支部のうち、二つは田辺さんの息のかかった人たちです。支部が運動から手を引けば、ポスターも、電話も止まります。(間)票は動かない、のではなく、「箱の前で、足が止まる」。</w:t>
+        <w:t>後援会の六支部のうち、二つは田辺さんの息のかかった人たちです。支部が運動から手を引けば、ポスターも電話も止まります。(間)票は動かない、のではなく「箱の前で、足が止まる」。</w:t>
       </w:r>
     </w:p>
     <w:p>
@@ -3456,7 +3456,7 @@
           <w:i w:val="0"/>
           <w:sz w:val="22"/>
         </w:rPr>
-        <w:t>加えて、証拠が弱いです。手にあるのは、五千円札が入った、封筒二通。渡した人間の、目撃は二人。田辺さんが「茶菓代の、寄付です」と言えば、それまで、です。</w:t>
+        <w:t>加えて証拠が弱いです。手にあるのは、五千円札が入った、封筒二通。渡した人間の、目撃は二人。田辺さんが「茶菓代の、寄付です」と言えば、それまで、です。</w:t>
       </w:r>
     </w:p>
     <w:p>
@@ -3548,7 +3548,7 @@
           <w:i w:val="0"/>
           <w:sz w:val="22"/>
         </w:rPr>
-        <w:t>それで、見てどうなったんですか。</w:t>
+        <w:t>それで見てどうなったんですか。</w:t>
       </w:r>
     </w:p>
     <w:p>
@@ -3586,7 +3586,7 @@
           <w:i w:val="0"/>
           <w:sz w:val="22"/>
         </w:rPr>
-        <w:t>三十年、「あとで見る」を重ねて帳簿の十二冊に、なったんじゃ、ないんですか。</w:t>
+        <w:t>三十年「あとで見る」を重ねて帳簿の十二冊に、なったんじゃ、ないんですか。</w:t>
       </w:r>
     </w:p>
     <w:p>
@@ -3647,7 +3647,7 @@
           <w:color w:val="555555"/>
           <w:sz w:val="22"/>
         </w:rPr>
-        <w:t>(遼は声に出して、読む。)</w:t>
+        <w:t>(遼は声に出して読む。)</w:t>
       </w:r>
     </w:p>
     <w:p>
@@ -3693,7 +3693,7 @@
           <w:i w:val="0"/>
           <w:sz w:val="22"/>
         </w:rPr>
-        <w:t>条文は、存じております。</w:t>
+        <w:t>条文は存じております。</w:t>
       </w:r>
     </w:p>
     <w:p>
@@ -3716,7 +3716,7 @@
           <w:i w:val="0"/>
           <w:sz w:val="22"/>
         </w:rPr>
-        <w:t>条文は、ご存じでも、「後で」は条文にありません。それから、もう一つ。選挙運動の、総括主宰者が、この罪で、刑に処されると、当選が無効になる、という規定が、あります。連座制です。</w:t>
+        <w:t>条文はご存じでも「後で」は条文にありません。それから、もう一つ。選挙運動の、総括主宰者が、この罪で、刑に処されると、当選が無効になる、という規定が、あります。連座制です。</w:t>
       </w:r>
     </w:p>
     <w:p>
@@ -3762,7 +3762,7 @@
           <w:i w:val="0"/>
           <w:sz w:val="22"/>
         </w:rPr>
-        <w:t>いいえ。事務長の尾形さんは、「選挙事務所の組織的な運動の管理者」です。田辺さんが、運動員として、金を渡し、尾形さんが、それを知った上で、黙っていれば、尾形さんが、罪を問われます。(間)尾形さんだけでは、ありません。僕の当選が、取り消されます。</w:t>
+        <w:t>いいえ。事務長の尾形さんは「選挙事務所の組織的な運動の管理者」です。田辺さんが、運動員として、金を渡し、尾形さんが、それを知った上で、黙っていれば、尾形さんが、罪を問われます。(間)尾形さんだけでは、ありません。僕の当選が、取り消されます。</w:t>
       </w:r>
     </w:p>
     <w:p>
@@ -3846,7 +3846,7 @@
           <w:i w:val="0"/>
           <w:sz w:val="22"/>
         </w:rPr>
-        <w:t>おらの、仲間の老人クラブの会長は、おらと四十年の付き合いだ。あれは金をもらったのが、悪いことと、知らんで、受け取っただ。</w:t>
+        <w:t>おらの仲間の老人クラブの会長は、おらと四十年の付き合いだ。あれは金をもらったのが、悪いことと、知らんで受け取っただ。</w:t>
       </w:r>
     </w:p>
     <w:p>
@@ -4030,7 +4030,7 @@
           <w:i w:val="0"/>
           <w:sz w:val="22"/>
         </w:rPr>
-        <w:t>選挙の、前に出します。(立ち上がる)選管と警察に。明日の朝。</w:t>
+        <w:t>選挙の前に出します。(立ち上がる)選管と警察に。明日の朝。</w:t>
       </w:r>
     </w:p>
     <w:p>
@@ -4251,7 +4251,7 @@
           <w:i w:val="0"/>
           <w:sz w:val="22"/>
         </w:rPr>
-        <w:t>選管は、捜査権が、ありません。(淡々と)情報提供として、受理します。告発は警察の捜査二課へ、お願いします。</w:t>
+        <w:t>選管は捜査権が、ありません。(淡々と)情報提供として、受理します。告発は警察の捜査二課へ、お願いします。</w:t>
       </w:r>
     </w:p>
     <w:p>
@@ -4320,7 +4320,7 @@
           <w:i w:val="0"/>
           <w:sz w:val="22"/>
         </w:rPr>
-        <w:t>初めて、で構いません。</w:t>
+        <w:t>初めてで構いません。</w:t>
       </w:r>
     </w:p>
     <w:p>
@@ -4358,7 +4358,7 @@
           <w:i w:val="0"/>
           <w:sz w:val="22"/>
         </w:rPr>
-        <w:t>告発人は、真壁遼さん。被告発人、田辺……(顔を上げる)田辺は県議の元秘書、ですね。ご存じでしたか。</w:t>
+        <w:t>告発人は、真壁遼さん。被告発人、田辺……(顔を上げる)田辺は県議の元秘書ですね。ご存じでしたか。</w:t>
       </w:r>
     </w:p>
     <w:p>
@@ -4404,7 +4404,7 @@
           <w:i w:val="0"/>
           <w:sz w:val="22"/>
         </w:rPr>
-        <w:t>事実関係、この二通と、証言の確認、次第です。お預かりします。(間)選挙期間中ですので、捜査は控えめに、進めます。投票日までは、ご自分の運動に、専念を。</w:t>
+        <w:t>事実関係、この二通と、証言の確認、次第です。お預かりします。(間)選挙期間中ですので、捜査は控えめに、進めます。投票日までは、ご自分の運動に専念を。</w:t>
       </w:r>
     </w:p>
     <w:p>
@@ -4427,7 +4427,7 @@
           <w:i w:val="0"/>
           <w:sz w:val="22"/>
         </w:rPr>
-        <w:t>当方は、「控えめ」でなく「公正」をお願いしたい。</w:t>
+        <w:t>当方は「控えめ」でなく「公正」をお願いしたい。</w:t>
       </w:r>
     </w:p>
     <w:p>
@@ -4465,7 +4465,7 @@
           <w:color w:val="555555"/>
           <w:sz w:val="22"/>
         </w:rPr>
-        <w:t>(廊下で宇佐美が、遼の肩を、一度だけ、叩く。)</w:t>
+        <w:t>(廊下で宇佐美が、遼の肩を、一度だけ叩く。)</w:t>
       </w:r>
     </w:p>
     <w:p>
@@ -4618,7 +4618,7 @@
           <w:i w:val="0"/>
           <w:sz w:val="22"/>
         </w:rPr>
-        <w:t>先生おらはいま署名してきた。(目は遠く)あの老人クラブの会長が、おらを「裏切り者」と言うだべな。</w:t>
+        <w:t>先生おらはいま署名してきた。(目は遠く)あの老人クラブの会長がおらを「裏切り者」と言うだべな。</w:t>
       </w:r>
     </w:p>
     <w:p>
@@ -4664,7 +4664,7 @@
           <w:i w:val="0"/>
           <w:sz w:val="22"/>
         </w:rPr>
-        <w:t>言われて、ええ。(笑おうとして、笑えない)どっちが、本当の裏切りか、おらには、分からねえんだ。</w:t>
+        <w:t>言われてええ。(笑おうとして、笑えない)どっちが、本当の裏切りか、おらには、分からねえんだ。</w:t>
       </w:r>
     </w:p>
     <w:p>
@@ -4687,7 +4687,7 @@
           <w:i w:val="0"/>
           <w:sz w:val="22"/>
         </w:rPr>
-        <w:t>僕にも、分かりません。</w:t>
+        <w:t>僕にも分かりません。</w:t>
       </w:r>
     </w:p>
     <w:p>
@@ -4710,7 +4710,7 @@
           <w:i w:val="0"/>
           <w:sz w:val="22"/>
         </w:rPr>
-        <w:t>んだ。(間)支部長は、辞める。明日出す。</w:t>
+        <w:t>んだ。(間)支部長は辞める。明日出す。</w:t>
       </w:r>
     </w:p>
     <w:p>
@@ -4756,7 +4756,7 @@
           <w:i w:val="0"/>
           <w:sz w:val="22"/>
         </w:rPr>
-        <w:t>辞めさせて、くれ。(首を振る)おらは七十年「皆が決めたことには、逆らわねえ」で生きてきた。今度ばっかりは、一人で決めてしまった。その償いだ。</w:t>
+        <w:t>辞めさせてくれ。(首を振る)おらは七十年「皆が決めたことには、逆らわねえ」で生きてきた。今度ばっかりは、一人で決めてしまった。その償いだ。</w:t>
       </w:r>
     </w:p>
     <w:p>
@@ -4801,7 +4801,7 @@
           <w:color w:val="555555"/>
           <w:sz w:val="22"/>
         </w:rPr>
-        <w:t>(2022年4月19日(火)午後五時。汐見駅前ロータリー。選挙カーの屋根に、遼。拡声器から、声が風に流される。前の列には、尾形と数人のボランティアだけ。後援会連合の腕章は、ほとんど、見えない。ポスター掲示板の、遼の写真の脇に、誰かが「裏切り者」とマジックで書いて、すぐに消されている。)</w:t>
+        <w:t>(2022年4月19日(火)午後五時。汐見駅前ロータリー。選挙カーの屋根に遼。拡声器から、声が風に流される。前の列には、尾形と数人のボランティアだけ。後援会連合の腕章は、ほとんど、見えない。ポスター掲示板の、遼の写真の脇に誰かが「裏切り者」とマジックで書いて、すぐに消されている。)</w:t>
       </w:r>
     </w:p>
     <w:p>
@@ -4885,7 +4885,7 @@
           <w:i w:val="0"/>
           <w:sz w:val="22"/>
         </w:rPr>
-        <w:t>あいつは、来ねえ。(間)来ねえのが、あいつの、票だ。</w:t>
+        <w:t>あいつは来ねえ。(間)来ねえのが、あいつの票だ。</w:t>
       </w:r>
     </w:p>
     <w:p>
@@ -4931,7 +4931,7 @@
           <w:i w:val="0"/>
           <w:sz w:val="22"/>
         </w:rPr>
-        <w:t>来て手ぇ叩いたら、おらたちが、あれの選挙事務所に、なっちまう。(杖で地面を軽く突く)来ねえで、遠くから、聞く。それがおらたちが、守れる距離だ。</w:t>
+        <w:t>来て手ぇ叩いたら、おらたちが、あれの選挙事務所に、なっちまう。(杖で地面を軽く突く)来ねえで、遠くから聞く。それがおらたちが、守れる距離だ。</w:t>
       </w:r>
     </w:p>
     <w:p>
@@ -5044,7 +5044,7 @@
           <w:i w:val="0"/>
           <w:sz w:val="22"/>
         </w:rPr>
-        <w:t>県北日報に、出とった。(静かに)先代はせんかった。(間)おめえの、親父はしねえことを、あの子は、やった。褒めらんねえ。(首をゆっくり、振る)けども足も動かん。</w:t>
+        <w:t>県北日報に、出とった。(静かに)先代はせんかった。(間)おめえの、親父はしねえことを、あの子はやった。褒めらんねえ。(首をゆっくり振る)けども足も動かん。</w:t>
       </w:r>
     </w:p>
     <w:p>
@@ -5105,7 +5105,7 @@
           <w:color w:val="555555"/>
           <w:sz w:val="22"/>
         </w:rPr>
-        <w:t>(和代は小さく笑う。拡声器の声が、続く。)</w:t>
+        <w:t>(和代は小さく笑う。拡声器の声が続く。)</w:t>
       </w:r>
     </w:p>
     <w:p>
@@ -5119,7 +5119,7 @@
           <w:i w:val="0"/>
           <w:sz w:val="22"/>
         </w:rPr>
-        <w:t>真壁(声): 鳩町から、避難している方々の、不在者投票は、まだ間に合う方も、います。選管の案内を、事務所に、置いてあります。どなたに、入れるかは、関係ありません。お使いください。</w:t>
+        <w:t>真壁(声): 鳩町から、避難している方々の、不在者投票は、まだ間に合う方もいます。選管の案内を、事務所に、置いてあります。どなたに、入れるかは、関係ありません。お使いください。</w:t>
       </w:r>
     </w:p>
     <w:p>
@@ -5134,7 +5134,7 @@
           <w:color w:val="555555"/>
           <w:sz w:val="22"/>
         </w:rPr>
-        <w:t>(演説が終わる。まばらな、拍手。選挙カーが、動き出す。駅前にうっすら、夕方の匂いが、降りてくる。)</w:t>
+        <w:t>(演説が終わる。まばらな拍手。選挙カーが、動き出す。駅前にうっすら、夕方の匂いが、降りてくる。)</w:t>
       </w:r>
     </w:p>
     <w:p>
@@ -5195,7 +5195,7 @@
           <w:i w:val="0"/>
           <w:sz w:val="22"/>
         </w:rPr>
-        <w:t>連絡は、何度?</w:t>
+        <w:t>連絡は何度?</w:t>
       </w:r>
     </w:p>
     <w:p>
@@ -5288,7 +5288,7 @@
           <w:i w:val="0"/>
           <w:sz w:val="22"/>
         </w:rPr>
-        <w:t>支部長は、辞めた。これはお返しだ。</w:t>
+        <w:t>支部長は辞めた。これはお返しだ。</w:t>
       </w:r>
     </w:p>
     <w:p>
@@ -5303,7 +5303,7 @@
           <w:color w:val="555555"/>
           <w:sz w:val="22"/>
         </w:rPr>
-        <w:t>(相沢が立ち上がり、後援会の電気ポットの横から、湯呑みを、一つ取る。ポットではなく、持参した、水筒のほうじ茶を、注ぐ。)</w:t>
+        <w:t>(相沢が立ち上がり、後援会の電気ポットの横から、湯呑みを、一つ取る。ポットではなく、持参した、水筒のほうじ茶を注ぐ。)</w:t>
       </w:r>
     </w:p>
     <w:p>
@@ -5350,7 +5350,7 @@
           <w:color w:val="555555"/>
           <w:sz w:val="22"/>
         </w:rPr>
-        <w:t>(受け取り、一口)</w:t>
+        <w:t>(受け取り一口)</w:t>
       </w:r>
       <w:r>
         <w:rPr>
@@ -5688,7 +5688,7 @@
           <w:i w:val="0"/>
           <w:sz w:val="22"/>
         </w:rPr>
-        <w:t>約束を、守ってくださって、ありがとうございます。</w:t>
+        <w:t>約束を守ってくださって、ありがとうございます。</w:t>
       </w:r>
     </w:p>
     <w:p>
@@ -5711,7 +5711,7 @@
           <w:i w:val="0"/>
           <w:sz w:val="22"/>
         </w:rPr>
-        <w:t>約束ですから。(少しだけ、間)「書く前に、必ず先に言います」。録音もしてあります。</w:t>
+        <w:t>約束ですから。(少しだけ間)「書く前に、必ず先に言います」。録音もしてあります。</w:t>
       </w:r>
     </w:p>
     <w:p>
@@ -5818,7 +5818,7 @@
           <w:color w:val="555555"/>
           <w:sz w:val="22"/>
         </w:rPr>
-        <w:t>(電話が切れる。遼は携帯を机に置く。鉄瓶の湯を、湯呑みに注ぎ、棚の基準に従って、一つ置き、もう一つ、注ぐ。机の上桐生の湯呑みに、湯気が細く一本。)</w:t>
+        <w:t>(電話が切れる。遼は携帯を机に置く。鉄瓶の湯を、湯呑みに注ぎ、棚の基準に従って、一つ置き、もう一つ注ぐ。机の上桐生の湯呑みに、湯気が細く一本。)</w:t>
       </w:r>
     </w:p>
     <w:p>
